--- a/PMTNM_Case_Narrative.docx
+++ b/PMTNM_Case_Narrative.docx
@@ -1009,6 +1009,19 @@
     </w:p>
     <w:p>
       <w:pPr>
+        <w:spacing w:after="160" w:before="0"/>
+      </w:pPr>
+      <w:r>
+        <w:rPr>
+          <w:rFonts w:ascii="Arial" w:cs="Arial" w:eastAsia="Arial" w:hAnsi="Arial"/>
+          <w:sz w:val="22"/>
+          <w:szCs w:val="22"/>
+        </w:rPr>
+        <w:t xml:space="preserve">This was not the first time. In 2024 — the year before ElectionChamp was built and rejected — the mechanism for online “anonymous” voting at a PMTNM board meeting was: text your vote to Larry Blind’s personal cell phone, (505) 980-3941. That meeting was held at NM School of Music, Larry’s own commercial school. The designated vote-receiver — Larry — could see every vote before counting them. This is structurally identical to the counter-proposal he made on November 7, 2025. Across two consecutive election cycles, genuine anonymous voting was never available to online board members under Larry’s administration. In 2024 he collected votes on his personal cell. In 2025, when Chip built a compliant system, Larry rejected it and ran the vote publicly instead.</w:t>
+      </w:r>
+    </w:p>
+    <w:p>
+      <w:pPr>
         <w:spacing w:after="80" w:before="0"/>
       </w:pPr>
       <w:r>
@@ -1099,6 +1112,19 @@
     </w:p>
     <w:p>
       <w:pPr>
+        <w:spacing w:after="160" w:before="0"/>
+      </w:pPr>
+      <w:r>
+        <w:rPr>
+          <w:rFonts w:ascii="Arial" w:cs="Arial" w:eastAsia="Arial" w:hAnsi="Arial"/>
+          <w:sz w:val="22"/>
+          <w:szCs w:val="22"/>
+        </w:rPr>
+        <w:t xml:space="preserve">A sixth contradiction concerns the budget itself. The minutes record that the Secretary-Treasurer’s report was “approved as presented” — language that implies a formal board vote approving the budget for fiscal year 2025–2026, including Grealish’s annual honorarium of $1,750. The audio recording contains no motion, no second, and no vote on the budget. What the audio does contain, at timestamp 25:52, is a passing remark by Grealish that a budget “has been prepared for 26/27” — a procedural aside offered after the designated accounts motion had already carried. It was not a motion. It was not presented for a vote. The “approved as presented” language in the minutes does not describe a vote that occurred. It describes a vote that was fabricated after the fact. The consequence is direct: Grealish’s $1,750 honorarium for fiscal year 2024–25 was disbursed without valid board authorization.</w:t>
+      </w:r>
+    </w:p>
+    <w:p>
+      <w:pPr>
         <w:spacing w:after="80" w:before="0"/>
       </w:pPr>
       <w:r>
@@ -1236,6 +1262,19 @@
           <w:szCs w:val="22"/>
         </w:rPr>
         <w:t xml:space="preserve">In October 2025, Grealish told Chip that the handbook was irrelevant and the organization operated without legal mandates. In December 2024, the Tax Year 2024 NM AG Charitable Organization Registration — submitted five weeks after Chip’s attorney confronted Grealish directly — for the first time correctly listed Sharon as President and Chip as Vice President. For ten consecutive years before that filing, across every NM AG registration from 2014 through 2023, PMTNM had reported “Solicited funds in NM: No” while simultaneously listing “Special Events” and “Personal Contact” as its solicitation methods — a direct internal contradiction in every filing.</w:t>
+      </w:r>
+    </w:p>
+    <w:p>
+      <w:pPr>
+        <w:spacing w:after="160" w:before="0"/>
+      </w:pPr>
+      <w:r>
+        <w:rPr>
+          <w:rFonts w:ascii="Arial" w:cs="Arial" w:eastAsia="Arial" w:hAnsi="Arial"/>
+          <w:sz w:val="22"/>
+          <w:szCs w:val="22"/>
+        </w:rPr>
+        <w:t xml:space="preserve">Those same NM AG filings document a compensation pattern that does not appear anywhere in PMTNM’s IRS records — because PMTNM files a 990-N, the postcard return available to organizations with gross receipts below $50,000, which requires no disclosure of officer compensation. In Tax Year 2014, Grealish received an annual honorarium of $1,500 against organizational revenue of $23,963 — 6.3% of the budget. In Tax Year 2024, she received $1,750 against revenue of $7,114 — 24.6% of the budget. Over the same decade, PMTNM’s revenue collapsed by 70%. Grealish’s compensation increased. Her share of organizational revenue nearly quadrupled. The person who controls all five financial functions — check signing, fundraising, fund distribution, financial records, and custody of funds — is the same person whose compensation grew as the organization she controls shrank. That compensation was never visible in federal filings. It appeared only in the state charitable registration records that were not reviewed until this litigation began.</w:t>
       </w:r>
     </w:p>
     <w:p>
